--- a/XP&DevOps.docx
+++ b/XP&DevOps.docx
@@ -6,6 +6,9 @@
       <w:pPr>
         <w:pStyle w:val="a3"/>
         <w:spacing w:after="120"/>
+        <w:rPr>
+          <w:rFonts w:hint="eastAsia"/>
+        </w:rPr>
       </w:pPr>
       <w:r>
         <w:t>实验四 XP开发方法、DevOps与活动图</w:t>
@@ -14,6 +17,9 @@
     <w:p>
       <w:pPr>
         <w:jc w:val="center"/>
+        <w:rPr>
+          <w:rFonts w:hint="eastAsia"/>
+        </w:rPr>
       </w:pPr>
       <w:r>
         <w:t>项目对象：rabbit 电商系统    技术栈：Vue 3 + Vite + Pinia + Element Plus + C++/httplib + MySQL</w:t>
@@ -22,6 +28,9 @@
     <w:p>
       <w:pPr>
         <w:pStyle w:val="1"/>
+        <w:rPr>
+          <w:rFonts w:hint="eastAsia"/>
+        </w:rPr>
       </w:pPr>
       <w:r>
         <w:t>一、实验目的</w:t>
@@ -34,6 +43,9 @@
           <w:numId w:val="2"/>
         </w:numPr>
         <w:spacing w:after="80"/>
+        <w:rPr>
+          <w:rFonts w:hint="eastAsia"/>
+        </w:rPr>
       </w:pPr>
       <w:r>
         <w:t>阅读并理解 XP 开发方法，掌握 XP 过程工作模型及其在小型迭代开发中的应用。</w:t>
@@ -46,6 +58,9 @@
           <w:numId w:val="2"/>
         </w:numPr>
         <w:spacing w:after="80"/>
+        <w:rPr>
+          <w:rFonts w:hint="eastAsia"/>
+        </w:rPr>
       </w:pPr>
       <w:r>
         <w:t>阅读并理解 DevOps 思想，认识开发、测试、运维协作与自动化交付之间的关系。</w:t>
@@ -58,6 +73,9 @@
           <w:numId w:val="2"/>
         </w:numPr>
         <w:spacing w:after="80"/>
+        <w:rPr>
+          <w:rFonts w:hint="eastAsia"/>
+        </w:rPr>
       </w:pPr>
       <w:r>
         <w:t>通过活动图练习，掌握项目活动分解、工期估算、前后依赖分析和关键路径计算方法。</w:t>
@@ -70,14 +88,26 @@
           <w:numId w:val="2"/>
         </w:numPr>
         <w:spacing w:after="80"/>
+        <w:rPr>
+          <w:rFonts w:hint="eastAsia"/>
+        </w:rPr>
       </w:pPr>
       <w:r>
-        <w:t>结合本小组 rabbit-1 软件项目，完成工作活动分解、进度估算、活动网络分析和关键路径识别。</w:t>
+        <w:t xml:space="preserve">结合本小组 </w:t>
+      </w:r>
+      <w:r>
+        <w:t>rabbit</w:t>
+      </w:r>
+      <w:r>
+        <w:t xml:space="preserve"> 软件项目，完成工作活动分解、进度估算、活动网络分析和关键路径识别。</w:t>
       </w:r>
     </w:p>
     <w:p>
       <w:pPr>
         <w:pStyle w:val="1"/>
+        <w:rPr>
+          <w:rFonts w:hint="eastAsia"/>
+        </w:rPr>
       </w:pPr>
       <w:r>
         <w:t>二、项目概况</w:t>
@@ -86,14 +116,26 @@
     <w:p>
       <w:pPr>
         <w:ind w:firstLine="420"/>
+        <w:rPr>
+          <w:rFonts w:hint="eastAsia"/>
+        </w:rPr>
       </w:pPr>
       <w:r>
-        <w:t>本次实验结合的软件项目为 rabbit-1 电商系统。该项目以前端 Vue 3 应用为主，采用 Vite 作为构建工具，使用 Vue Router 管理页面路由，使用 Pinia 管理用户、购物车和分类等状态，使用 Element Plus 作为部分界面组件库。后端部分包含 C++ 编写的本地 HTTP 服务，使用 cpp-httplib 接收请求，使用 MySQL 存储用户、商品、订单和留言等数据。</w:t>
+        <w:t xml:space="preserve">本次实验结合的软件项目为 </w:t>
+      </w:r>
+      <w:r>
+        <w:t>rabbit</w:t>
+      </w:r>
+      <w:r>
+        <w:t xml:space="preserve"> 电商系统。该项目以前端 Vue 3 应用为主，采用 Vite 作为构建工具，使用 Vue Router 管理页面路由，使用 Pinia 管理用户、购物车和分类等状态，使用 Element Plus 作为部分界面组件库。后端部分包含 C++ 编写的本地 HTTP 服务，使用 cpp-httplib 接收请求，使用 MySQL 存储用户、商品、订单和留言等数据。</w:t>
       </w:r>
     </w:p>
     <w:p>
       <w:pPr>
         <w:ind w:firstLine="420"/>
+        <w:rPr>
+          <w:rFonts w:hint="eastAsia"/>
+        </w:rPr>
       </w:pPr>
       <w:r>
         <w:t>系统主要功能包括：用户注册与登录、买家浏览商品、搜索商品、加入购物车、提交订单、卖家发布和维护商品、管理员审核用户与商品、订单发货与收货、留言管理等。该项目具有明确的前后端协作关系，适合用 XP 的小步迭代和 DevOps 的持续集成、持续测试思想来组织开发。</w:t>
@@ -102,6 +144,9 @@
     <w:p>
       <w:pPr>
         <w:pStyle w:val="1"/>
+        <w:rPr>
+          <w:rFonts w:hint="eastAsia"/>
+        </w:rPr>
       </w:pPr>
       <w:r>
         <w:t>三、XP开发方法理解</w:t>
@@ -110,6 +155,9 @@
     <w:p>
       <w:pPr>
         <w:ind w:firstLine="420"/>
+        <w:rPr>
+          <w:rFonts w:hint="eastAsia"/>
+        </w:rPr>
       </w:pPr>
       <w:r>
         <w:t>XP（Extreme Programming，极限编程）强调在需求变化频繁、团队规模较小、反馈周期较短的项目中，通过高频沟通、简单设计、持续反馈和持续改进来提升软件质量。XP 的核心并不</w:t>
@@ -122,6 +170,9 @@
     <w:p>
       <w:pPr>
         <w:ind w:firstLine="420"/>
+        <w:rPr>
+          <w:rFonts w:hint="eastAsia"/>
+        </w:rPr>
       </w:pPr>
       <w:r>
         <w:t>XP 的价值观可以概括为沟通、简单、反馈、勇气和尊重。沟通要求开发者、客户和测试人员保持紧密交流；简单要求当前只实现真正需要的功能，避免过度设计；反馈要求通过单元测试、验收测试、持续集成和客户评审尽早发现问题；勇气体现在敢于重构、敢于删除无价值设计、敢于面对变化；尊重则强调团队成员之间共同承担质量责任。</w:t>
@@ -131,6 +182,9 @@
       <w:pPr>
         <w:pStyle w:val="2"/>
         <w:spacing w:after="120"/>
+        <w:rPr>
+          <w:rFonts w:hint="eastAsia"/>
+        </w:rPr>
       </w:pPr>
       <w:r>
         <w:t>1. XP过程工作模型</w:t>
@@ -171,6 +225,9 @@
             <w:pPr>
               <w:spacing w:after="40" w:line="320" w:lineRule="auto"/>
               <w:jc w:val="center"/>
+              <w:rPr>
+                <w:rFonts w:hint="eastAsia"/>
+              </w:rPr>
             </w:pPr>
             <w:r>
               <w:rPr>
@@ -190,6 +247,9 @@
             <w:pPr>
               <w:spacing w:after="40" w:line="320" w:lineRule="auto"/>
               <w:jc w:val="center"/>
+              <w:rPr>
+                <w:rFonts w:hint="eastAsia"/>
+              </w:rPr>
             </w:pPr>
             <w:r>
               <w:rPr>
@@ -209,13 +269,30 @@
             <w:pPr>
               <w:spacing w:after="40" w:line="320" w:lineRule="auto"/>
               <w:jc w:val="center"/>
+              <w:rPr>
+                <w:rFonts w:hint="eastAsia"/>
+              </w:rPr>
             </w:pPr>
             <w:r>
               <w:rPr>
                 <w:b/>
                 <w:bCs/>
               </w:rPr>
-              <w:t>在 rabbit-1 项目中的体现</w:t>
+              <w:t xml:space="preserve">在 </w:t>
+            </w:r>
+            <w:r>
+              <w:rPr>
+                <w:b/>
+                <w:bCs/>
+              </w:rPr>
+              <w:t>rabbit</w:t>
+            </w:r>
+            <w:r>
+              <w:rPr>
+                <w:b/>
+                <w:bCs/>
+              </w:rPr>
+              <w:t xml:space="preserve"> 项目中的体现</w:t>
             </w:r>
           </w:p>
         </w:tc>
@@ -229,6 +306,9 @@
             <w:pPr>
               <w:spacing w:after="40" w:line="320" w:lineRule="auto"/>
               <w:jc w:val="center"/>
+              <w:rPr>
+                <w:rFonts w:hint="eastAsia"/>
+              </w:rPr>
             </w:pPr>
             <w:r>
               <w:t>需求故事</w:t>
@@ -242,6 +322,9 @@
           <w:p>
             <w:pPr>
               <w:spacing w:after="40" w:line="320" w:lineRule="auto"/>
+              <w:rPr>
+                <w:rFonts w:hint="eastAsia"/>
+              </w:rPr>
             </w:pPr>
             <w:r>
               <w:t>将用户需求写成短小的用户故事，说明角色、目标和价值。</w:t>
@@ -255,6 +338,9 @@
           <w:p>
             <w:pPr>
               <w:spacing w:after="40" w:line="320" w:lineRule="auto"/>
+              <w:rPr>
+                <w:rFonts w:hint="eastAsia"/>
+              </w:rPr>
             </w:pPr>
             <w:r>
               <w:t>如“买家可以登录后浏览商品并加入购物车”“卖家可以发布商品并等待管理员审核”。</w:t>
@@ -271,6 +357,9 @@
             <w:pPr>
               <w:spacing w:after="40" w:line="320" w:lineRule="auto"/>
               <w:jc w:val="center"/>
+              <w:rPr>
+                <w:rFonts w:hint="eastAsia"/>
+              </w:rPr>
             </w:pPr>
             <w:r>
               <w:t>计划游戏</w:t>
@@ -284,6 +373,9 @@
           <w:p>
             <w:pPr>
               <w:spacing w:after="40" w:line="320" w:lineRule="auto"/>
+              <w:rPr>
+                <w:rFonts w:hint="eastAsia"/>
+              </w:rPr>
             </w:pPr>
             <w:r>
               <w:t>客户确定优先级，开发人员估算工作量，共同确定本轮迭代范围。</w:t>
@@ -297,6 +389,9 @@
           <w:p>
             <w:pPr>
               <w:spacing w:after="40" w:line="320" w:lineRule="auto"/>
+              <w:rPr>
+                <w:rFonts w:hint="eastAsia"/>
+              </w:rPr>
             </w:pPr>
             <w:r>
               <w:t>优先完成登录注册、商品展示、购物车、订单，再扩展卖家商品管理和管理员审核。</w:t>
@@ -313,6 +408,9 @@
             <w:pPr>
               <w:spacing w:after="40" w:line="320" w:lineRule="auto"/>
               <w:jc w:val="center"/>
+              <w:rPr>
+                <w:rFonts w:hint="eastAsia"/>
+              </w:rPr>
             </w:pPr>
             <w:r>
               <w:t>小版本发布</w:t>
@@ -326,6 +424,9 @@
           <w:p>
             <w:pPr>
               <w:spacing w:after="40" w:line="320" w:lineRule="auto"/>
+              <w:rPr>
+                <w:rFonts w:hint="eastAsia"/>
+              </w:rPr>
             </w:pPr>
             <w:r>
               <w:t>每次迭代交付一个可运行的小版本。</w:t>
@@ -339,6 +440,9 @@
           <w:p>
             <w:pPr>
               <w:spacing w:after="40" w:line="320" w:lineRule="auto"/>
+              <w:rPr>
+                <w:rFonts w:hint="eastAsia"/>
+              </w:rPr>
             </w:pPr>
             <w:r>
               <w:t>先交付前端页面和接口联调版本，再交付包含订单与审核流程的完整版本。</w:t>
@@ -355,6 +459,9 @@
             <w:pPr>
               <w:spacing w:after="40" w:line="320" w:lineRule="auto"/>
               <w:jc w:val="center"/>
+              <w:rPr>
+                <w:rFonts w:hint="eastAsia"/>
+              </w:rPr>
             </w:pPr>
             <w:r>
               <w:t>测试驱动</w:t>
@@ -368,6 +475,9 @@
           <w:p>
             <w:pPr>
               <w:spacing w:after="40" w:line="320" w:lineRule="auto"/>
+              <w:rPr>
+                <w:rFonts w:hint="eastAsia"/>
+              </w:rPr>
             </w:pPr>
             <w:r>
               <w:t>围绕用户故事设计测试，用测试结果推动代码质量改进。</w:t>
@@ -381,6 +491,9 @@
           <w:p>
             <w:pPr>
               <w:spacing w:after="40" w:line="320" w:lineRule="auto"/>
+              <w:rPr>
+                <w:rFonts w:hint="eastAsia"/>
+              </w:rPr>
             </w:pPr>
             <w:r>
               <w:t>对登录、注册、商品查询、下单、库存扣减、管理员审核等接口设计测试用例。</w:t>
@@ -397,6 +510,9 @@
             <w:pPr>
               <w:spacing w:after="40" w:line="320" w:lineRule="auto"/>
               <w:jc w:val="center"/>
+              <w:rPr>
+                <w:rFonts w:hint="eastAsia"/>
+              </w:rPr>
             </w:pPr>
             <w:r>
               <w:t>持续集成</w:t>
@@ -410,6 +526,9 @@
           <w:p>
             <w:pPr>
               <w:spacing w:after="40" w:line="320" w:lineRule="auto"/>
+              <w:rPr>
+                <w:rFonts w:hint="eastAsia"/>
+              </w:rPr>
             </w:pPr>
             <w:r>
               <w:t>频繁合并代码，及时构建和测试，避免长期分支积累风险。</w:t>
@@ -423,6 +542,9 @@
           <w:p>
             <w:pPr>
               <w:spacing w:after="40" w:line="320" w:lineRule="auto"/>
+              <w:rPr>
+                <w:rFonts w:hint="eastAsia"/>
+              </w:rPr>
             </w:pPr>
             <w:r>
               <w:t>每完成一个页面或接口后运行前端构建、代码检查和接口联调。</w:t>
@@ -439,6 +561,9 @@
             <w:pPr>
               <w:spacing w:after="40" w:line="320" w:lineRule="auto"/>
               <w:jc w:val="center"/>
+              <w:rPr>
+                <w:rFonts w:hint="eastAsia"/>
+              </w:rPr>
             </w:pPr>
             <w:r>
               <w:t>重构改进</w:t>
@@ -452,6 +577,9 @@
           <w:p>
             <w:pPr>
               <w:spacing w:after="40" w:line="320" w:lineRule="auto"/>
+              <w:rPr>
+                <w:rFonts w:hint="eastAsia"/>
+              </w:rPr>
             </w:pPr>
             <w:r>
               <w:t>在保持功能正确的前提下改善代码结构。</w:t>
@@ -465,6 +593,9 @@
           <w:p>
             <w:pPr>
               <w:spacing w:after="40" w:line="320" w:lineRule="auto"/>
+              <w:rPr>
+                <w:rFonts w:hint="eastAsia"/>
+              </w:rPr>
             </w:pPr>
             <w:r>
               <w:t xml:space="preserve">将 API 请求封装在 src/apis 下，将用户、购物车、分类状态放入 Pinia </w:t>
@@ -477,11 +608,20 @@
         </w:tc>
       </w:tr>
     </w:tbl>
-    <w:p/>
+    <w:p>
+      <w:pPr>
+        <w:rPr>
+          <w:rFonts w:hint="eastAsia"/>
+        </w:rPr>
+      </w:pPr>
+    </w:p>
     <w:p>
       <w:pPr>
         <w:pStyle w:val="2"/>
         <w:spacing w:after="120"/>
+        <w:rPr>
+          <w:rFonts w:hint="eastAsia"/>
+        </w:rPr>
       </w:pPr>
       <w:r>
         <w:t>2. XP实践在本项目中的应用</w:t>
@@ -490,14 +630,26 @@
     <w:p>
       <w:pPr>
         <w:ind w:firstLine="420"/>
+        <w:rPr>
+          <w:rFonts w:hint="eastAsia"/>
+        </w:rPr>
       </w:pPr>
       <w:r>
-        <w:t>对于 rabbit-1 项目，可以把开发过程划分为多个短周期迭代。第一轮迭代完成基础工程、路由结构、登录注册和数据库连接；第二轮完成商品列表、分类、详情、搜索和购物车；第三轮完成订单、支付页面、卖家商品管理；第四轮完成管理员审核、异常处理、界面优化和文档整理。每轮迭代结束时都应产生一个可运行版本，并根据测试结果调整下一轮计划。</w:t>
+        <w:t xml:space="preserve">对于 </w:t>
+      </w:r>
+      <w:r>
+        <w:t>rabbit</w:t>
+      </w:r>
+      <w:r>
+        <w:t xml:space="preserve"> 项目，可以把开发过程划分为多个短周期迭代。第一轮迭代完成基础工程、路由结构、登录注册和数据库连接；第二轮完成商品列表、分类、详情、搜索和购物车；第三轮完成订单、支付页面、卖家商品管理；第四轮完成管理员审核、异常处理、界面优化和文档整理。每轮迭代结束时都应产生一个可运行版本，并根据测试结果调整下一轮计划。</w:t>
       </w:r>
     </w:p>
     <w:p>
       <w:pPr>
         <w:ind w:firstLine="420"/>
+        <w:rPr>
+          <w:rFonts w:hint="eastAsia"/>
+        </w:rPr>
       </w:pPr>
       <w:r>
         <w:t>XP 中的结对编程和集体代码所有权也适合本项目。前端同学可以结对完成复杂页面和状态管理，后端同学可以结对完成 MySQL 表结构、接口参数校验和事务处理。团队成员不只关注自己负责的文件，还要共同维护接口约定、错误处理、命名规范和测试用例。</w:t>
@@ -506,6 +658,9 @@
     <w:p>
       <w:pPr>
         <w:pStyle w:val="1"/>
+        <w:rPr>
+          <w:rFonts w:hint="eastAsia"/>
+        </w:rPr>
       </w:pPr>
       <w:r>
         <w:t>四、DevOps理解与项目应用</w:t>
@@ -514,6 +669,9 @@
     <w:p>
       <w:pPr>
         <w:ind w:firstLine="420"/>
+        <w:rPr>
+          <w:rFonts w:hint="eastAsia"/>
+        </w:rPr>
       </w:pPr>
       <w:r>
         <w:t>DevOps 是 Development 与 Operations 的组合，其核心思想是打通开发、测试、运维之间的壁垒，通过协作文化、自动化工具、度量反馈和持续改进，提高软件交付速度和运行质量。DevOps 不只是部署工具，也不只是自动化脚本，而是一套覆盖需求、编码、构建、测试、发布、监控和反馈的工程实践体系。</w:t>
@@ -522,6 +680,9 @@
     <w:p>
       <w:pPr>
         <w:ind w:firstLine="420"/>
+        <w:rPr>
+          <w:rFonts w:hint="eastAsia"/>
+        </w:rPr>
       </w:pPr>
       <w:r>
         <w:t>在 DevOps 思想下，软件交付应尽量形成自动化流水线：开发人员提交代码后，系统自动完成依赖安装、代码检查、构建、测试和打包；通过测试后再部署到测试环境或生产环境；运行过程中持续收集错误、性能和用户反馈，再反向驱动下一轮开发。</w:t>
@@ -562,6 +723,9 @@
             <w:pPr>
               <w:spacing w:after="40" w:line="320" w:lineRule="auto"/>
               <w:jc w:val="center"/>
+              <w:rPr>
+                <w:rFonts w:hint="eastAsia"/>
+              </w:rPr>
             </w:pPr>
             <w:r>
               <w:rPr>
@@ -581,6 +745,9 @@
             <w:pPr>
               <w:spacing w:after="40" w:line="320" w:lineRule="auto"/>
               <w:jc w:val="center"/>
+              <w:rPr>
+                <w:rFonts w:hint="eastAsia"/>
+              </w:rPr>
             </w:pPr>
             <w:r>
               <w:rPr>
@@ -600,13 +767,23 @@
             <w:pPr>
               <w:spacing w:after="40" w:line="320" w:lineRule="auto"/>
               <w:jc w:val="center"/>
+              <w:rPr>
+                <w:rFonts w:hint="eastAsia"/>
+              </w:rPr>
             </w:pPr>
             <w:r>
               <w:rPr>
                 <w:b/>
                 <w:bCs/>
               </w:rPr>
-              <w:t>rabbit-1 项目中的实施建议</w:t>
+              <w:t>rabbit</w:t>
+            </w:r>
+            <w:r>
+              <w:rPr>
+                <w:b/>
+                <w:bCs/>
+              </w:rPr>
+              <w:t xml:space="preserve"> 项目中的实施建议</w:t>
             </w:r>
           </w:p>
         </w:tc>
@@ -620,6 +797,9 @@
             <w:pPr>
               <w:spacing w:after="40" w:line="320" w:lineRule="auto"/>
               <w:jc w:val="center"/>
+              <w:rPr>
+                <w:rFonts w:hint="eastAsia"/>
+              </w:rPr>
             </w:pPr>
             <w:r>
               <w:t>版本控制</w:t>
@@ -633,6 +813,9 @@
           <w:p>
             <w:pPr>
               <w:spacing w:after="40" w:line="320" w:lineRule="auto"/>
+              <w:rPr>
+                <w:rFonts w:hint="eastAsia"/>
+              </w:rPr>
             </w:pPr>
             <w:r>
               <w:t>所有源码、配置、数据库脚本和文档统一纳入版本管理。</w:t>
@@ -646,6 +829,9 @@
           <w:p>
             <w:pPr>
               <w:spacing w:after="40" w:line="320" w:lineRule="auto"/>
+              <w:rPr>
+                <w:rFonts w:hint="eastAsia"/>
+              </w:rPr>
             </w:pPr>
             <w:r>
               <w:t>将 code、SQL 脚本、实验文档、需求说明和设计说明按目录管理，提交前写清修改说明。</w:t>
@@ -662,6 +848,9 @@
             <w:pPr>
               <w:spacing w:after="40" w:line="320" w:lineRule="auto"/>
               <w:jc w:val="center"/>
+              <w:rPr>
+                <w:rFonts w:hint="eastAsia"/>
+              </w:rPr>
             </w:pPr>
             <w:r>
               <w:lastRenderedPageBreak/>
@@ -676,6 +865,9 @@
           <w:p>
             <w:pPr>
               <w:spacing w:after="40" w:line="320" w:lineRule="auto"/>
+              <w:rPr>
+                <w:rFonts w:hint="eastAsia"/>
+              </w:rPr>
             </w:pPr>
             <w:r>
               <w:t>频繁构建和测试，尽早暴露集成问题。</w:t>
@@ -689,6 +881,9 @@
           <w:p>
             <w:pPr>
               <w:spacing w:after="40" w:line="320" w:lineRule="auto"/>
+              <w:rPr>
+                <w:rFonts w:hint="eastAsia"/>
+              </w:rPr>
             </w:pPr>
             <w:r>
               <w:t>前端执行 npm run build 和 npm run lint；后端编译 C++ 服务并检查接口能否启动。</w:t>
@@ -705,6 +900,9 @@
             <w:pPr>
               <w:spacing w:after="40" w:line="320" w:lineRule="auto"/>
               <w:jc w:val="center"/>
+              <w:rPr>
+                <w:rFonts w:hint="eastAsia"/>
+              </w:rPr>
             </w:pPr>
             <w:r>
               <w:t>自动化测试</w:t>
@@ -718,6 +916,9 @@
           <w:p>
             <w:pPr>
               <w:spacing w:after="40" w:line="320" w:lineRule="auto"/>
+              <w:rPr>
+                <w:rFonts w:hint="eastAsia"/>
+              </w:rPr>
             </w:pPr>
             <w:r>
               <w:t>用自动化方式验证核心业务流程。</w:t>
@@ -731,6 +932,9 @@
           <w:p>
             <w:pPr>
               <w:spacing w:after="40" w:line="320" w:lineRule="auto"/>
+              <w:rPr>
+                <w:rFonts w:hint="eastAsia"/>
+              </w:rPr>
             </w:pPr>
             <w:r>
               <w:t>设计登录、注册、商品查询、下单、库存变化、管理员审核等接口测试。</w:t>
@@ -747,6 +951,9 @@
             <w:pPr>
               <w:spacing w:after="40" w:line="320" w:lineRule="auto"/>
               <w:jc w:val="center"/>
+              <w:rPr>
+                <w:rFonts w:hint="eastAsia"/>
+              </w:rPr>
             </w:pPr>
             <w:r>
               <w:t>持续交付</w:t>
@@ -760,6 +967,9 @@
           <w:p>
             <w:pPr>
               <w:spacing w:after="40" w:line="320" w:lineRule="auto"/>
+              <w:rPr>
+                <w:rFonts w:hint="eastAsia"/>
+              </w:rPr>
             </w:pPr>
             <w:r>
               <w:t>保持软件随时处于可部署状态。</w:t>
@@ -773,6 +983,9 @@
           <w:p>
             <w:pPr>
               <w:spacing w:after="40" w:line="320" w:lineRule="auto"/>
+              <w:rPr>
+                <w:rFonts w:hint="eastAsia"/>
+              </w:rPr>
             </w:pPr>
             <w:r>
               <w:t>每个迭代结束后生成可运行版本，明确前端启动命令、后端启动命令和数据库初始化步骤。</w:t>
@@ -789,6 +1002,9 @@
             <w:pPr>
               <w:spacing w:after="40" w:line="320" w:lineRule="auto"/>
               <w:jc w:val="center"/>
+              <w:rPr>
+                <w:rFonts w:hint="eastAsia"/>
+              </w:rPr>
             </w:pPr>
             <w:r>
               <w:t>监控与反馈</w:t>
@@ -802,6 +1018,9 @@
           <w:p>
             <w:pPr>
               <w:spacing w:after="40" w:line="320" w:lineRule="auto"/>
+              <w:rPr>
+                <w:rFonts w:hint="eastAsia"/>
+              </w:rPr>
             </w:pPr>
             <w:r>
               <w:t>收集运行日志和错误信息，支撑改进。</w:t>
@@ -815,6 +1034,9 @@
           <w:p>
             <w:pPr>
               <w:spacing w:after="40" w:line="320" w:lineRule="auto"/>
+              <w:rPr>
+                <w:rFonts w:hint="eastAsia"/>
+              </w:rPr>
             </w:pPr>
             <w:r>
               <w:t>后端记录数据库连接失败、SQL 执行失败、订单状态非法等信息；前端统一处理接口错误提示。</w:t>
@@ -823,10 +1045,19 @@
         </w:tc>
       </w:tr>
     </w:tbl>
-    <w:p/>
+    <w:p>
+      <w:pPr>
+        <w:rPr>
+          <w:rFonts w:hint="eastAsia"/>
+        </w:rPr>
+      </w:pPr>
+    </w:p>
     <w:p>
       <w:pPr>
         <w:pStyle w:val="1"/>
+        <w:rPr>
+          <w:rFonts w:hint="eastAsia"/>
+        </w:rPr>
       </w:pPr>
       <w:r>
         <w:t>五、活动图练习：书上第2、3题关键路径</w:t>
@@ -835,12 +1066,18 @@
     <w:p>
       <w:pPr>
         <w:jc w:val="center"/>
+        <w:rPr>
+          <w:rFonts w:hint="eastAsia"/>
+        </w:rPr>
       </w:pPr>
     </w:p>
     <w:p>
       <w:pPr>
         <w:pStyle w:val="2"/>
         <w:spacing w:after="120"/>
+        <w:rPr>
+          <w:rFonts w:hint="eastAsia"/>
+        </w:rPr>
       </w:pPr>
       <w:r>
         <w:t>1. 第2题关键路径计算</w:t>
@@ -882,6 +1119,9 @@
             <w:pPr>
               <w:spacing w:after="40" w:line="320" w:lineRule="auto"/>
               <w:jc w:val="center"/>
+              <w:rPr>
+                <w:rFonts w:hint="eastAsia"/>
+              </w:rPr>
             </w:pPr>
             <w:r>
               <w:rPr>
@@ -901,6 +1141,9 @@
             <w:pPr>
               <w:spacing w:after="40" w:line="320" w:lineRule="auto"/>
               <w:jc w:val="center"/>
+              <w:rPr>
+                <w:rFonts w:hint="eastAsia"/>
+              </w:rPr>
             </w:pPr>
             <w:r>
               <w:rPr>
@@ -920,6 +1163,9 @@
             <w:pPr>
               <w:spacing w:after="40" w:line="320" w:lineRule="auto"/>
               <w:jc w:val="center"/>
+              <w:rPr>
+                <w:rFonts w:hint="eastAsia"/>
+              </w:rPr>
             </w:pPr>
             <w:r>
               <w:rPr>
@@ -939,6 +1185,9 @@
             <w:pPr>
               <w:spacing w:after="40" w:line="320" w:lineRule="auto"/>
               <w:jc w:val="center"/>
+              <w:rPr>
+                <w:rFonts w:hint="eastAsia"/>
+              </w:rPr>
             </w:pPr>
             <w:r>
               <w:rPr>
@@ -959,6 +1208,9 @@
             <w:pPr>
               <w:spacing w:after="40" w:line="320" w:lineRule="auto"/>
               <w:jc w:val="center"/>
+              <w:rPr>
+                <w:rFonts w:hint="eastAsia"/>
+              </w:rPr>
             </w:pPr>
             <w:r>
               <w:t>A-B-D-I-J-L</w:t>
@@ -972,6 +1224,9 @@
           <w:p>
             <w:pPr>
               <w:spacing w:after="40" w:line="320" w:lineRule="auto"/>
+              <w:rPr>
+                <w:rFonts w:hint="eastAsia"/>
+              </w:rPr>
             </w:pPr>
             <w:r>
               <w:t>3 + 5 + 2 + 2 + 8</w:t>
@@ -986,6 +1241,9 @@
             <w:pPr>
               <w:spacing w:after="40" w:line="320" w:lineRule="auto"/>
               <w:jc w:val="center"/>
+              <w:rPr>
+                <w:rFonts w:hint="eastAsia"/>
+              </w:rPr>
             </w:pPr>
             <w:r>
               <w:t>20</w:t>
@@ -1000,6 +1258,9 @@
             <w:pPr>
               <w:spacing w:after="40" w:line="320" w:lineRule="auto"/>
               <w:jc w:val="center"/>
+              <w:rPr>
+                <w:rFonts w:hint="eastAsia"/>
+              </w:rPr>
             </w:pPr>
             <w:r>
               <w:t>非关键路径</w:t>
@@ -1016,6 +1277,9 @@
             <w:pPr>
               <w:spacing w:after="40" w:line="320" w:lineRule="auto"/>
               <w:jc w:val="center"/>
+              <w:rPr>
+                <w:rFonts w:hint="eastAsia"/>
+              </w:rPr>
             </w:pPr>
             <w:r>
               <w:t>A-E-G-J-L</w:t>
@@ -1029,6 +1293,9 @@
           <w:p>
             <w:pPr>
               <w:spacing w:after="40" w:line="320" w:lineRule="auto"/>
+              <w:rPr>
+                <w:rFonts w:hint="eastAsia"/>
+              </w:rPr>
             </w:pPr>
             <w:r>
               <w:t>4 + 3 + 2 + 8</w:t>
@@ -1043,6 +1310,9 @@
             <w:pPr>
               <w:spacing w:after="40" w:line="320" w:lineRule="auto"/>
               <w:jc w:val="center"/>
+              <w:rPr>
+                <w:rFonts w:hint="eastAsia"/>
+              </w:rPr>
             </w:pPr>
             <w:r>
               <w:t>17</w:t>
@@ -1057,6 +1327,9 @@
             <w:pPr>
               <w:spacing w:after="40" w:line="320" w:lineRule="auto"/>
               <w:jc w:val="center"/>
+              <w:rPr>
+                <w:rFonts w:hint="eastAsia"/>
+              </w:rPr>
             </w:pPr>
             <w:r>
               <w:t>非关键路径</w:t>
@@ -1072,6 +1345,9 @@
           <w:p>
             <w:pPr>
               <w:spacing w:after="40" w:line="320" w:lineRule="auto"/>
+              <w:rPr>
+                <w:rFonts w:hint="eastAsia"/>
+              </w:rPr>
             </w:pPr>
             <w:r>
               <w:t>A-C-F-H-G-J-L</w:t>
@@ -1085,6 +1361,9 @@
           <w:p>
             <w:pPr>
               <w:spacing w:after="40" w:line="320" w:lineRule="auto"/>
+              <w:rPr>
+                <w:rFonts w:hint="eastAsia"/>
+              </w:rPr>
             </w:pPr>
             <w:r>
               <w:t>5 + 3 + 1 + 3 + 2 + 8</w:t>
@@ -1099,6 +1378,9 @@
             <w:pPr>
               <w:spacing w:after="40" w:line="320" w:lineRule="auto"/>
               <w:jc w:val="center"/>
+              <w:rPr>
+                <w:rFonts w:hint="eastAsia"/>
+              </w:rPr>
             </w:pPr>
             <w:r>
               <w:t>22</w:t>
@@ -1113,6 +1395,9 @@
             <w:pPr>
               <w:spacing w:after="40" w:line="320" w:lineRule="auto"/>
               <w:jc w:val="center"/>
+              <w:rPr>
+                <w:rFonts w:hint="eastAsia"/>
+              </w:rPr>
             </w:pPr>
             <w:r>
               <w:t>非关键路径</w:t>
@@ -1128,6 +1413,9 @@
           <w:p>
             <w:pPr>
               <w:spacing w:after="40" w:line="320" w:lineRule="auto"/>
+              <w:rPr>
+                <w:rFonts w:hint="eastAsia"/>
+              </w:rPr>
             </w:pPr>
             <w:r>
               <w:t>A-C-F-H-K-J-L</w:t>
@@ -1141,6 +1429,9 @@
           <w:p>
             <w:pPr>
               <w:spacing w:after="40" w:line="320" w:lineRule="auto"/>
+              <w:rPr>
+                <w:rFonts w:hint="eastAsia"/>
+              </w:rPr>
             </w:pPr>
             <w:r>
               <w:t>5 + 3 + 1 + 4 + 2 + 8</w:t>
@@ -1155,6 +1446,9 @@
             <w:pPr>
               <w:spacing w:after="40" w:line="320" w:lineRule="auto"/>
               <w:jc w:val="center"/>
+              <w:rPr>
+                <w:rFonts w:hint="eastAsia"/>
+              </w:rPr>
             </w:pPr>
             <w:r>
               <w:t>23</w:t>
@@ -1169,6 +1463,9 @@
             <w:pPr>
               <w:spacing w:after="40" w:line="320" w:lineRule="auto"/>
               <w:jc w:val="center"/>
+              <w:rPr>
+                <w:rFonts w:hint="eastAsia"/>
+              </w:rPr>
             </w:pPr>
             <w:r>
               <w:t>关键路径</w:t>
@@ -1177,10 +1474,19 @@
         </w:tc>
       </w:tr>
     </w:tbl>
-    <w:p/>
+    <w:p>
+      <w:pPr>
+        <w:rPr>
+          <w:rFonts w:hint="eastAsia"/>
+        </w:rPr>
+      </w:pPr>
+    </w:p>
     <w:p>
       <w:pPr>
         <w:ind w:firstLine="420"/>
+        <w:rPr>
+          <w:rFonts w:hint="eastAsia"/>
+        </w:rPr>
       </w:pPr>
       <w:r>
         <w:lastRenderedPageBreak/>
@@ -1191,6 +1497,9 @@
       <w:pPr>
         <w:pStyle w:val="2"/>
         <w:spacing w:after="120"/>
+        <w:rPr>
+          <w:rFonts w:hint="eastAsia"/>
+        </w:rPr>
       </w:pPr>
       <w:r>
         <w:t>2. 第3题关键路径计算</w:t>
@@ -1232,6 +1541,9 @@
             <w:pPr>
               <w:spacing w:after="40" w:line="320" w:lineRule="auto"/>
               <w:jc w:val="center"/>
+              <w:rPr>
+                <w:rFonts w:hint="eastAsia"/>
+              </w:rPr>
             </w:pPr>
             <w:r>
               <w:rPr>
@@ -1251,6 +1563,9 @@
             <w:pPr>
               <w:spacing w:after="40" w:line="320" w:lineRule="auto"/>
               <w:jc w:val="center"/>
+              <w:rPr>
+                <w:rFonts w:hint="eastAsia"/>
+              </w:rPr>
             </w:pPr>
             <w:r>
               <w:rPr>
@@ -1270,6 +1585,9 @@
             <w:pPr>
               <w:spacing w:after="40" w:line="320" w:lineRule="auto"/>
               <w:jc w:val="center"/>
+              <w:rPr>
+                <w:rFonts w:hint="eastAsia"/>
+              </w:rPr>
             </w:pPr>
             <w:r>
               <w:rPr>
@@ -1289,6 +1607,9 @@
             <w:pPr>
               <w:spacing w:after="40" w:line="320" w:lineRule="auto"/>
               <w:jc w:val="center"/>
+              <w:rPr>
+                <w:rFonts w:hint="eastAsia"/>
+              </w:rPr>
             </w:pPr>
             <w:r>
               <w:rPr>
@@ -1309,6 +1630,9 @@
             <w:pPr>
               <w:spacing w:after="40" w:line="320" w:lineRule="auto"/>
               <w:jc w:val="center"/>
+              <w:rPr>
+                <w:rFonts w:hint="eastAsia"/>
+              </w:rPr>
             </w:pPr>
             <w:r>
               <w:t>A-B-C-E-H-L</w:t>
@@ -1322,6 +1646,9 @@
           <w:p>
             <w:pPr>
               <w:spacing w:after="40" w:line="320" w:lineRule="auto"/>
+              <w:rPr>
+                <w:rFonts w:hint="eastAsia"/>
+              </w:rPr>
             </w:pPr>
             <w:r>
               <w:t>2 + 3 + 5 + 2 + 3</w:t>
@@ -1336,6 +1663,9 @@
             <w:pPr>
               <w:spacing w:after="40" w:line="320" w:lineRule="auto"/>
               <w:jc w:val="center"/>
+              <w:rPr>
+                <w:rFonts w:hint="eastAsia"/>
+              </w:rPr>
             </w:pPr>
             <w:r>
               <w:t>15</w:t>
@@ -1350,6 +1680,9 @@
             <w:pPr>
               <w:spacing w:after="40" w:line="320" w:lineRule="auto"/>
               <w:jc w:val="center"/>
+              <w:rPr>
+                <w:rFonts w:hint="eastAsia"/>
+              </w:rPr>
             </w:pPr>
             <w:r>
               <w:t>非关键路径</w:t>
@@ -1365,6 +1698,9 @@
           <w:p>
             <w:pPr>
               <w:spacing w:after="40" w:line="320" w:lineRule="auto"/>
+              <w:rPr>
+                <w:rFonts w:hint="eastAsia"/>
+              </w:rPr>
             </w:pPr>
             <w:r>
               <w:t>A-B-D-G-I-K-L</w:t>
@@ -1378,6 +1714,9 @@
           <w:p>
             <w:pPr>
               <w:spacing w:after="40" w:line="320" w:lineRule="auto"/>
+              <w:rPr>
+                <w:rFonts w:hint="eastAsia"/>
+              </w:rPr>
             </w:pPr>
             <w:r>
               <w:t>2 + 2 + 3 + 6 + 4 + 2</w:t>
@@ -1392,6 +1731,9 @@
             <w:pPr>
               <w:spacing w:after="40" w:line="320" w:lineRule="auto"/>
               <w:jc w:val="center"/>
+              <w:rPr>
+                <w:rFonts w:hint="eastAsia"/>
+              </w:rPr>
             </w:pPr>
             <w:r>
               <w:t>19</w:t>
@@ -1406,6 +1748,9 @@
             <w:pPr>
               <w:spacing w:after="40" w:line="320" w:lineRule="auto"/>
               <w:jc w:val="center"/>
+              <w:rPr>
+                <w:rFonts w:hint="eastAsia"/>
+              </w:rPr>
             </w:pPr>
             <w:r>
               <w:t>非关键路径</w:t>
@@ -1422,6 +1767,9 @@
             <w:pPr>
               <w:spacing w:after="40" w:line="320" w:lineRule="auto"/>
               <w:jc w:val="center"/>
+              <w:rPr>
+                <w:rFonts w:hint="eastAsia"/>
+              </w:rPr>
             </w:pPr>
             <w:r>
               <w:t>A-B-F-I-K-L</w:t>
@@ -1435,6 +1783,9 @@
           <w:p>
             <w:pPr>
               <w:spacing w:after="40" w:line="320" w:lineRule="auto"/>
+              <w:rPr>
+                <w:rFonts w:hint="eastAsia"/>
+              </w:rPr>
             </w:pPr>
             <w:r>
               <w:t>2 + 4 + 5 + 4 + 2</w:t>
@@ -1449,6 +1800,9 @@
             <w:pPr>
               <w:spacing w:after="40" w:line="320" w:lineRule="auto"/>
               <w:jc w:val="center"/>
+              <w:rPr>
+                <w:rFonts w:hint="eastAsia"/>
+              </w:rPr>
             </w:pPr>
             <w:r>
               <w:t>17</w:t>
@@ -1463,6 +1817,9 @@
             <w:pPr>
               <w:spacing w:after="40" w:line="320" w:lineRule="auto"/>
               <w:jc w:val="center"/>
+              <w:rPr>
+                <w:rFonts w:hint="eastAsia"/>
+              </w:rPr>
             </w:pPr>
             <w:r>
               <w:t>非关键路径</w:t>
@@ -1478,6 +1835,9 @@
           <w:p>
             <w:pPr>
               <w:spacing w:after="40" w:line="320" w:lineRule="auto"/>
+              <w:rPr>
+                <w:rFonts w:hint="eastAsia"/>
+              </w:rPr>
             </w:pPr>
             <w:r>
               <w:t>A-B-C-E-F-I-K-L</w:t>
@@ -1491,6 +1851,9 @@
           <w:p>
             <w:pPr>
               <w:spacing w:after="40" w:line="320" w:lineRule="auto"/>
+              <w:rPr>
+                <w:rFonts w:hint="eastAsia"/>
+              </w:rPr>
             </w:pPr>
             <w:r>
               <w:t>2 + 3 + 5 + 3 + 5 + 4 + 2</w:t>
@@ -1505,6 +1868,9 @@
             <w:pPr>
               <w:spacing w:after="40" w:line="320" w:lineRule="auto"/>
               <w:jc w:val="center"/>
+              <w:rPr>
+                <w:rFonts w:hint="eastAsia"/>
+              </w:rPr>
             </w:pPr>
             <w:r>
               <w:t>24</w:t>
@@ -1519,6 +1885,9 @@
             <w:pPr>
               <w:spacing w:after="40" w:line="320" w:lineRule="auto"/>
               <w:jc w:val="center"/>
+              <w:rPr>
+                <w:rFonts w:hint="eastAsia"/>
+              </w:rPr>
             </w:pPr>
             <w:r>
               <w:t>关键路径</w:t>
@@ -1527,10 +1896,19 @@
         </w:tc>
       </w:tr>
     </w:tbl>
-    <w:p/>
+    <w:p>
+      <w:pPr>
+        <w:rPr>
+          <w:rFonts w:hint="eastAsia"/>
+        </w:rPr>
+      </w:pPr>
+    </w:p>
     <w:p>
       <w:pPr>
         <w:ind w:firstLine="420"/>
+        <w:rPr>
+          <w:rFonts w:hint="eastAsia"/>
+        </w:rPr>
       </w:pPr>
       <w:r>
         <w:t>因此，第3题关键路径为 A-B-C-E-F-I-K-L，项目最短完成工期为 24 个时间单位。</w:t>
@@ -1539,17 +1917,35 @@
     <w:p>
       <w:pPr>
         <w:pStyle w:val="1"/>
+        <w:rPr>
+          <w:rFonts w:hint="eastAsia"/>
+        </w:rPr>
       </w:pPr>
       <w:r>
-        <w:t>六、rabbit-1项目活动分解与关键路径</w:t>
+        <w:t>六、</w:t>
+      </w:r>
+      <w:r>
+        <w:t>rabbit</w:t>
+      </w:r>
+      <w:r>
+        <w:t>项目活动分解与关键路径</w:t>
       </w:r>
     </w:p>
     <w:p>
       <w:pPr>
         <w:ind w:firstLine="420"/>
+        <w:rPr>
+          <w:rFonts w:hint="eastAsia"/>
+        </w:rPr>
       </w:pPr>
       <w:r>
-        <w:t>结合 rabbit-1 电商系统的实际结构，将项目开发活动分解为需求、设计、前端、后端、数据库、集成、测试和部署文档等任务。为了便于活动图分析，采用 A 到 L 的结点表示阶段性里程碑，边表示活动，边权表示估算工期。</w:t>
+        <w:t xml:space="preserve">结合 </w:t>
+      </w:r>
+      <w:r>
+        <w:t>rabbit</w:t>
+      </w:r>
+      <w:r>
+        <w:t xml:space="preserve"> 电商系统的实际结构，将项目开发活动分解为需求、设计、前端、后端、数据库、集成、测试和部署文档等任务。为了便于活动图分析，采用 A 到 L 的结点表示阶段性里程碑，边表示活动，边权表示估算工期。</w:t>
       </w:r>
     </w:p>
     <w:tbl>
@@ -1589,6 +1985,9 @@
             <w:pPr>
               <w:spacing w:after="40" w:line="320" w:lineRule="auto"/>
               <w:jc w:val="center"/>
+              <w:rPr>
+                <w:rFonts w:hint="eastAsia"/>
+              </w:rPr>
             </w:pPr>
             <w:r>
               <w:rPr>
@@ -1608,6 +2007,9 @@
             <w:pPr>
               <w:spacing w:after="40" w:line="320" w:lineRule="auto"/>
               <w:jc w:val="center"/>
+              <w:rPr>
+                <w:rFonts w:hint="eastAsia"/>
+              </w:rPr>
             </w:pPr>
             <w:r>
               <w:rPr>
@@ -1627,6 +2029,9 @@
             <w:pPr>
               <w:spacing w:after="40" w:line="320" w:lineRule="auto"/>
               <w:jc w:val="center"/>
+              <w:rPr>
+                <w:rFonts w:hint="eastAsia"/>
+              </w:rPr>
             </w:pPr>
             <w:r>
               <w:rPr>
@@ -1646,6 +2051,9 @@
             <w:pPr>
               <w:spacing w:after="40" w:line="320" w:lineRule="auto"/>
               <w:jc w:val="center"/>
+              <w:rPr>
+                <w:rFonts w:hint="eastAsia"/>
+              </w:rPr>
             </w:pPr>
             <w:r>
               <w:rPr>
@@ -1665,6 +2073,9 @@
             <w:pPr>
               <w:spacing w:after="40" w:line="320" w:lineRule="auto"/>
               <w:jc w:val="center"/>
+              <w:rPr>
+                <w:rFonts w:hint="eastAsia"/>
+              </w:rPr>
             </w:pPr>
             <w:r>
               <w:rPr>
@@ -1685,6 +2096,9 @@
             <w:pPr>
               <w:spacing w:after="40" w:line="320" w:lineRule="auto"/>
               <w:jc w:val="center"/>
+              <w:rPr>
+                <w:rFonts w:hint="eastAsia"/>
+              </w:rPr>
             </w:pPr>
             <w:r>
               <w:t>A</w:t>
@@ -1699,6 +2113,9 @@
             <w:pPr>
               <w:spacing w:after="40" w:line="320" w:lineRule="auto"/>
               <w:jc w:val="center"/>
+              <w:rPr>
+                <w:rFonts w:hint="eastAsia"/>
+              </w:rPr>
             </w:pPr>
             <w:r>
               <w:t>项目启动与环境准备</w:t>
@@ -1713,6 +2130,9 @@
             <w:pPr>
               <w:spacing w:after="40" w:line="320" w:lineRule="auto"/>
               <w:jc w:val="center"/>
+              <w:rPr>
+                <w:rFonts w:hint="eastAsia"/>
+              </w:rPr>
             </w:pPr>
             <w:r>
               <w:t>无</w:t>
@@ -1727,6 +2147,9 @@
             <w:pPr>
               <w:spacing w:after="40" w:line="320" w:lineRule="auto"/>
               <w:jc w:val="center"/>
+              <w:rPr>
+                <w:rFonts w:hint="eastAsia"/>
+              </w:rPr>
             </w:pPr>
             <w:r>
               <w:t>1天</w:t>
@@ -1740,6 +2163,9 @@
           <w:p>
             <w:pPr>
               <w:spacing w:after="40" w:line="320" w:lineRule="auto"/>
+              <w:rPr>
+                <w:rFonts w:hint="eastAsia"/>
+              </w:rPr>
             </w:pPr>
             <w:r>
               <w:t>确认代码目录、依赖安装、数据库环境、前后端启动方式。</w:t>
@@ -1756,6 +2182,9 @@
             <w:pPr>
               <w:spacing w:after="40" w:line="320" w:lineRule="auto"/>
               <w:jc w:val="center"/>
+              <w:rPr>
+                <w:rFonts w:hint="eastAsia"/>
+              </w:rPr>
             </w:pPr>
             <w:r>
               <w:t>B</w:t>
@@ -1770,6 +2199,9 @@
             <w:pPr>
               <w:spacing w:after="40" w:line="320" w:lineRule="auto"/>
               <w:jc w:val="center"/>
+              <w:rPr>
+                <w:rFonts w:hint="eastAsia"/>
+              </w:rPr>
             </w:pPr>
             <w:r>
               <w:t>需求梳理与用户故事编写</w:t>
@@ -1784,6 +2216,9 @@
             <w:pPr>
               <w:spacing w:after="40" w:line="320" w:lineRule="auto"/>
               <w:jc w:val="center"/>
+              <w:rPr>
+                <w:rFonts w:hint="eastAsia"/>
+              </w:rPr>
             </w:pPr>
             <w:r>
               <w:t>A</w:t>
@@ -1798,6 +2233,9 @@
             <w:pPr>
               <w:spacing w:after="40" w:line="320" w:lineRule="auto"/>
               <w:jc w:val="center"/>
+              <w:rPr>
+                <w:rFonts w:hint="eastAsia"/>
+              </w:rPr>
             </w:pPr>
             <w:r>
               <w:t>2天</w:t>
@@ -1811,6 +2249,9 @@
           <w:p>
             <w:pPr>
               <w:spacing w:after="40" w:line="320" w:lineRule="auto"/>
+              <w:rPr>
+                <w:rFonts w:hint="eastAsia"/>
+              </w:rPr>
             </w:pPr>
             <w:r>
               <w:t>明确买家、卖家、管理员三类角色的核心业务流程。</w:t>
@@ -1827,6 +2268,9 @@
             <w:pPr>
               <w:spacing w:after="40" w:line="320" w:lineRule="auto"/>
               <w:jc w:val="center"/>
+              <w:rPr>
+                <w:rFonts w:hint="eastAsia"/>
+              </w:rPr>
             </w:pPr>
             <w:r>
               <w:lastRenderedPageBreak/>
@@ -1842,6 +2286,9 @@
             <w:pPr>
               <w:spacing w:after="40" w:line="320" w:lineRule="auto"/>
               <w:jc w:val="center"/>
+              <w:rPr>
+                <w:rFonts w:hint="eastAsia"/>
+              </w:rPr>
             </w:pPr>
             <w:r>
               <w:t>前端界面与路由设计</w:t>
@@ -1856,6 +2303,9 @@
             <w:pPr>
               <w:spacing w:after="40" w:line="320" w:lineRule="auto"/>
               <w:jc w:val="center"/>
+              <w:rPr>
+                <w:rFonts w:hint="eastAsia"/>
+              </w:rPr>
             </w:pPr>
             <w:r>
               <w:t>B</w:t>
@@ -1870,6 +2320,9 @@
             <w:pPr>
               <w:spacing w:after="40" w:line="320" w:lineRule="auto"/>
               <w:jc w:val="center"/>
+              <w:rPr>
+                <w:rFonts w:hint="eastAsia"/>
+              </w:rPr>
             </w:pPr>
             <w:r>
               <w:t>2天</w:t>
@@ -1883,6 +2336,9 @@
           <w:p>
             <w:pPr>
               <w:spacing w:after="40" w:line="320" w:lineRule="auto"/>
+              <w:rPr>
+                <w:rFonts w:hint="eastAsia"/>
+              </w:rPr>
             </w:pPr>
             <w:r>
               <w:t>规划首页、分类、详情、购物车、订单、登录注册、审核页等路由。</w:t>
@@ -1899,6 +2355,9 @@
             <w:pPr>
               <w:spacing w:after="40" w:line="320" w:lineRule="auto"/>
               <w:jc w:val="center"/>
+              <w:rPr>
+                <w:rFonts w:hint="eastAsia"/>
+              </w:rPr>
             </w:pPr>
             <w:r>
               <w:t>D</w:t>
@@ -1913,6 +2372,9 @@
             <w:pPr>
               <w:spacing w:after="40" w:line="320" w:lineRule="auto"/>
               <w:jc w:val="center"/>
+              <w:rPr>
+                <w:rFonts w:hint="eastAsia"/>
+              </w:rPr>
             </w:pPr>
             <w:r>
               <w:t>数据库与接口设计</w:t>
@@ -1927,6 +2389,9 @@
             <w:pPr>
               <w:spacing w:after="40" w:line="320" w:lineRule="auto"/>
               <w:jc w:val="center"/>
+              <w:rPr>
+                <w:rFonts w:hint="eastAsia"/>
+              </w:rPr>
             </w:pPr>
             <w:r>
               <w:t>B</w:t>
@@ -1941,6 +2406,9 @@
             <w:pPr>
               <w:spacing w:after="40" w:line="320" w:lineRule="auto"/>
               <w:jc w:val="center"/>
+              <w:rPr>
+                <w:rFonts w:hint="eastAsia"/>
+              </w:rPr>
             </w:pPr>
             <w:r>
               <w:t>2天</w:t>
@@ -1954,6 +2422,9 @@
           <w:p>
             <w:pPr>
               <w:spacing w:after="40" w:line="320" w:lineRule="auto"/>
+              <w:rPr>
+                <w:rFonts w:hint="eastAsia"/>
+              </w:rPr>
             </w:pPr>
             <w:r>
               <w:t>设计 users、products、orders、messages 等表和接口字段。</w:t>
@@ -1970,6 +2441,9 @@
             <w:pPr>
               <w:spacing w:after="40" w:line="320" w:lineRule="auto"/>
               <w:jc w:val="center"/>
+              <w:rPr>
+                <w:rFonts w:hint="eastAsia"/>
+              </w:rPr>
             </w:pPr>
             <w:r>
               <w:t>E</w:t>
@@ -1984,6 +2458,9 @@
             <w:pPr>
               <w:spacing w:after="40" w:line="320" w:lineRule="auto"/>
               <w:jc w:val="center"/>
+              <w:rPr>
+                <w:rFonts w:hint="eastAsia"/>
+              </w:rPr>
             </w:pPr>
             <w:r>
               <w:t>公共工程结构搭建</w:t>
@@ -1998,6 +2475,9 @@
             <w:pPr>
               <w:spacing w:after="40" w:line="320" w:lineRule="auto"/>
               <w:jc w:val="center"/>
+              <w:rPr>
+                <w:rFonts w:hint="eastAsia"/>
+              </w:rPr>
             </w:pPr>
             <w:r>
               <w:t>A</w:t>
@@ -2012,6 +2492,9 @@
             <w:pPr>
               <w:spacing w:after="40" w:line="320" w:lineRule="auto"/>
               <w:jc w:val="center"/>
+              <w:rPr>
+                <w:rFonts w:hint="eastAsia"/>
+              </w:rPr>
             </w:pPr>
             <w:r>
               <w:t>1天</w:t>
@@ -2025,6 +2508,9 @@
           <w:p>
             <w:pPr>
               <w:spacing w:after="40" w:line="320" w:lineRule="auto"/>
+              <w:rPr>
+                <w:rFonts w:hint="eastAsia"/>
+              </w:rPr>
             </w:pPr>
             <w:r>
               <w:t>配置 Vite、Pinia、Axios 封装、公共样式和组件目录。</w:t>
@@ -2041,6 +2527,9 @@
             <w:pPr>
               <w:spacing w:after="40" w:line="320" w:lineRule="auto"/>
               <w:jc w:val="center"/>
+              <w:rPr>
+                <w:rFonts w:hint="eastAsia"/>
+              </w:rPr>
             </w:pPr>
             <w:r>
               <w:t>F</w:t>
@@ -2055,6 +2544,9 @@
             <w:pPr>
               <w:spacing w:after="40" w:line="320" w:lineRule="auto"/>
               <w:jc w:val="center"/>
+              <w:rPr>
+                <w:rFonts w:hint="eastAsia"/>
+              </w:rPr>
             </w:pPr>
             <w:r>
               <w:t>前端基础页面实现</w:t>
@@ -2069,6 +2561,9 @@
             <w:pPr>
               <w:spacing w:after="40" w:line="320" w:lineRule="auto"/>
               <w:jc w:val="center"/>
+              <w:rPr>
+                <w:rFonts w:hint="eastAsia"/>
+              </w:rPr>
             </w:pPr>
             <w:r>
               <w:t>C,E</w:t>
@@ -2083,6 +2578,9 @@
             <w:pPr>
               <w:spacing w:after="40" w:line="320" w:lineRule="auto"/>
               <w:jc w:val="center"/>
+              <w:rPr>
+                <w:rFonts w:hint="eastAsia"/>
+              </w:rPr>
             </w:pPr>
             <w:r>
               <w:t>3天</w:t>
@@ -2096,6 +2594,9 @@
           <w:p>
             <w:pPr>
               <w:spacing w:after="40" w:line="320" w:lineRule="auto"/>
+              <w:rPr>
+                <w:rFonts w:hint="eastAsia"/>
+              </w:rPr>
             </w:pPr>
             <w:r>
               <w:t>实现布局、首页、分类、登录注册等基础页面。</w:t>
@@ -2112,6 +2613,9 @@
             <w:pPr>
               <w:spacing w:after="40" w:line="320" w:lineRule="auto"/>
               <w:jc w:val="center"/>
+              <w:rPr>
+                <w:rFonts w:hint="eastAsia"/>
+              </w:rPr>
             </w:pPr>
             <w:r>
               <w:t>G</w:t>
@@ -2126,6 +2630,9 @@
             <w:pPr>
               <w:spacing w:after="40" w:line="320" w:lineRule="auto"/>
               <w:jc w:val="center"/>
+              <w:rPr>
+                <w:rFonts w:hint="eastAsia"/>
+              </w:rPr>
             </w:pPr>
             <w:r>
               <w:t>后端用户与审核接口实现</w:t>
@@ -2140,6 +2647,9 @@
             <w:pPr>
               <w:spacing w:after="40" w:line="320" w:lineRule="auto"/>
               <w:jc w:val="center"/>
+              <w:rPr>
+                <w:rFonts w:hint="eastAsia"/>
+              </w:rPr>
             </w:pPr>
             <w:r>
               <w:t>D,E</w:t>
@@ -2154,6 +2664,9 @@
             <w:pPr>
               <w:spacing w:after="40" w:line="320" w:lineRule="auto"/>
               <w:jc w:val="center"/>
+              <w:rPr>
+                <w:rFonts w:hint="eastAsia"/>
+              </w:rPr>
             </w:pPr>
             <w:r>
               <w:t>4天</w:t>
@@ -2167,6 +2680,9 @@
           <w:p>
             <w:pPr>
               <w:spacing w:after="40" w:line="320" w:lineRule="auto"/>
+              <w:rPr>
+                <w:rFonts w:hint="eastAsia"/>
+              </w:rPr>
             </w:pPr>
             <w:r>
               <w:t>实现注册、登录、管理员审核用户、权限判断等功能。</w:t>
@@ -2183,6 +2699,9 @@
             <w:pPr>
               <w:spacing w:after="40" w:line="320" w:lineRule="auto"/>
               <w:jc w:val="center"/>
+              <w:rPr>
+                <w:rFonts w:hint="eastAsia"/>
+              </w:rPr>
             </w:pPr>
             <w:r>
               <w:t>H</w:t>
@@ -2196,6 +2715,9 @@
           <w:p>
             <w:pPr>
               <w:spacing w:after="40" w:line="320" w:lineRule="auto"/>
+              <w:rPr>
+                <w:rFonts w:hint="eastAsia"/>
+              </w:rPr>
             </w:pPr>
             <w:r>
               <w:t>商品、购物车和订单前端实现</w:t>
@@ -2210,6 +2732,9 @@
             <w:pPr>
               <w:spacing w:after="40" w:line="320" w:lineRule="auto"/>
               <w:jc w:val="center"/>
+              <w:rPr>
+                <w:rFonts w:hint="eastAsia"/>
+              </w:rPr>
             </w:pPr>
             <w:r>
               <w:t>F</w:t>
@@ -2224,6 +2749,9 @@
             <w:pPr>
               <w:spacing w:after="40" w:line="320" w:lineRule="auto"/>
               <w:jc w:val="center"/>
+              <w:rPr>
+                <w:rFonts w:hint="eastAsia"/>
+              </w:rPr>
             </w:pPr>
             <w:r>
               <w:t>4天</w:t>
@@ -2237,6 +2765,9 @@
           <w:p>
             <w:pPr>
               <w:spacing w:after="40" w:line="320" w:lineRule="auto"/>
+              <w:rPr>
+                <w:rFonts w:hint="eastAsia"/>
+              </w:rPr>
             </w:pPr>
             <w:r>
               <w:t>实现商品展示、搜索、详情、购物车、结算和订单列表页面。</w:t>
@@ -2253,6 +2784,9 @@
             <w:pPr>
               <w:spacing w:after="40" w:line="320" w:lineRule="auto"/>
               <w:jc w:val="center"/>
+              <w:rPr>
+                <w:rFonts w:hint="eastAsia"/>
+              </w:rPr>
             </w:pPr>
             <w:r>
               <w:t>I</w:t>
@@ -2267,6 +2801,9 @@
             <w:pPr>
               <w:spacing w:after="40" w:line="320" w:lineRule="auto"/>
               <w:jc w:val="center"/>
+              <w:rPr>
+                <w:rFonts w:hint="eastAsia"/>
+              </w:rPr>
             </w:pPr>
             <w:r>
               <w:t>商品、订单和库存后端实现</w:t>
@@ -2281,6 +2818,9 @@
             <w:pPr>
               <w:spacing w:after="40" w:line="320" w:lineRule="auto"/>
               <w:jc w:val="center"/>
+              <w:rPr>
+                <w:rFonts w:hint="eastAsia"/>
+              </w:rPr>
             </w:pPr>
             <w:r>
               <w:t>G</w:t>
@@ -2295,6 +2835,9 @@
             <w:pPr>
               <w:spacing w:after="40" w:line="320" w:lineRule="auto"/>
               <w:jc w:val="center"/>
+              <w:rPr>
+                <w:rFonts w:hint="eastAsia"/>
+              </w:rPr>
             </w:pPr>
             <w:r>
               <w:t>5天</w:t>
@@ -2308,6 +2851,9 @@
           <w:p>
             <w:pPr>
               <w:spacing w:after="40" w:line="320" w:lineRule="auto"/>
+              <w:rPr>
+                <w:rFonts w:hint="eastAsia"/>
+              </w:rPr>
             </w:pPr>
             <w:r>
               <w:t>实现商品发布、商品审核、创建订单、库存扣减、发货收货等接口。</w:t>
@@ -2324,6 +2870,9 @@
             <w:pPr>
               <w:spacing w:after="40" w:line="320" w:lineRule="auto"/>
               <w:jc w:val="center"/>
+              <w:rPr>
+                <w:rFonts w:hint="eastAsia"/>
+              </w:rPr>
             </w:pPr>
             <w:r>
               <w:t>J</w:t>
@@ -2338,6 +2887,9 @@
             <w:pPr>
               <w:spacing w:after="40" w:line="320" w:lineRule="auto"/>
               <w:jc w:val="center"/>
+              <w:rPr>
+                <w:rFonts w:hint="eastAsia"/>
+              </w:rPr>
             </w:pPr>
             <w:r>
               <w:t>前后端集成联调</w:t>
@@ -2352,6 +2904,9 @@
             <w:pPr>
               <w:spacing w:after="40" w:line="320" w:lineRule="auto"/>
               <w:jc w:val="center"/>
+              <w:rPr>
+                <w:rFonts w:hint="eastAsia"/>
+              </w:rPr>
             </w:pPr>
             <w:r>
               <w:t>H,I</w:t>
@@ -2366,6 +2921,9 @@
             <w:pPr>
               <w:spacing w:after="40" w:line="320" w:lineRule="auto"/>
               <w:jc w:val="center"/>
+              <w:rPr>
+                <w:rFonts w:hint="eastAsia"/>
+              </w:rPr>
             </w:pPr>
             <w:r>
               <w:t>3天</w:t>
@@ -2379,6 +2937,9 @@
           <w:p>
             <w:pPr>
               <w:spacing w:after="40" w:line="320" w:lineRule="auto"/>
+              <w:rPr>
+                <w:rFonts w:hint="eastAsia"/>
+              </w:rPr>
             </w:pPr>
             <w:r>
               <w:t>统一接口字段，处理跨域、错误提示、状态持久化和角色跳转。</w:t>
@@ -2395,6 +2956,9 @@
             <w:pPr>
               <w:spacing w:after="40" w:line="320" w:lineRule="auto"/>
               <w:jc w:val="center"/>
+              <w:rPr>
+                <w:rFonts w:hint="eastAsia"/>
+              </w:rPr>
             </w:pPr>
             <w:r>
               <w:t>K</w:t>
@@ -2409,6 +2973,9 @@
             <w:pPr>
               <w:spacing w:after="40" w:line="320" w:lineRule="auto"/>
               <w:jc w:val="center"/>
+              <w:rPr>
+                <w:rFonts w:hint="eastAsia"/>
+              </w:rPr>
             </w:pPr>
             <w:r>
               <w:t>测试、缺陷修复和重构</w:t>
@@ -2423,6 +2990,9 @@
             <w:pPr>
               <w:spacing w:after="40" w:line="320" w:lineRule="auto"/>
               <w:jc w:val="center"/>
+              <w:rPr>
+                <w:rFonts w:hint="eastAsia"/>
+              </w:rPr>
             </w:pPr>
             <w:r>
               <w:t>J</w:t>
@@ -2437,6 +3007,9 @@
             <w:pPr>
               <w:spacing w:after="40" w:line="320" w:lineRule="auto"/>
               <w:jc w:val="center"/>
+              <w:rPr>
+                <w:rFonts w:hint="eastAsia"/>
+              </w:rPr>
             </w:pPr>
             <w:r>
               <w:t>3天</w:t>
@@ -2450,6 +3023,9 @@
           <w:p>
             <w:pPr>
               <w:spacing w:after="40" w:line="320" w:lineRule="auto"/>
+              <w:rPr>
+                <w:rFonts w:hint="eastAsia"/>
+              </w:rPr>
             </w:pPr>
             <w:r>
               <w:t>验证登录、注册、商品、下单、审核、订单状态变更等流程。</w:t>
@@ -2466,6 +3042,9 @@
             <w:pPr>
               <w:spacing w:after="40" w:line="320" w:lineRule="auto"/>
               <w:jc w:val="center"/>
+              <w:rPr>
+                <w:rFonts w:hint="eastAsia"/>
+              </w:rPr>
             </w:pPr>
             <w:r>
               <w:t>L</w:t>
@@ -2480,6 +3059,9 @@
             <w:pPr>
               <w:spacing w:after="40" w:line="320" w:lineRule="auto"/>
               <w:jc w:val="center"/>
+              <w:rPr>
+                <w:rFonts w:hint="eastAsia"/>
+              </w:rPr>
             </w:pPr>
             <w:r>
               <w:t>部署说明与实验文档整理</w:t>
@@ -2494,6 +3076,9 @@
             <w:pPr>
               <w:spacing w:after="40" w:line="320" w:lineRule="auto"/>
               <w:jc w:val="center"/>
+              <w:rPr>
+                <w:rFonts w:hint="eastAsia"/>
+              </w:rPr>
             </w:pPr>
             <w:r>
               <w:t>K</w:t>
@@ -2508,6 +3093,9 @@
             <w:pPr>
               <w:spacing w:after="40" w:line="320" w:lineRule="auto"/>
               <w:jc w:val="center"/>
+              <w:rPr>
+                <w:rFonts w:hint="eastAsia"/>
+              </w:rPr>
             </w:pPr>
             <w:r>
               <w:t>2天</w:t>
@@ -2521,6 +3109,9 @@
           <w:p>
             <w:pPr>
               <w:spacing w:after="40" w:line="320" w:lineRule="auto"/>
+              <w:rPr>
+                <w:rFonts w:hint="eastAsia"/>
+              </w:rPr>
             </w:pPr>
             <w:r>
               <w:t>整理运行步骤、实验报告、截图和协作平台资料。</w:t>
@@ -2529,10 +3120,19 @@
         </w:tc>
       </w:tr>
     </w:tbl>
-    <w:p/>
+    <w:p>
+      <w:pPr>
+        <w:rPr>
+          <w:rFonts w:hint="eastAsia"/>
+        </w:rPr>
+      </w:pPr>
+    </w:p>
     <w:p>
       <w:pPr>
         <w:ind w:firstLine="420"/>
+        <w:rPr>
+          <w:rFonts w:hint="eastAsia"/>
+        </w:rPr>
       </w:pPr>
       <w:r>
         <w:t>活动网络可表示为：A → B(2)，A → E(1)；B → C(2)，B → D(2)；C,E → F(3)；D,E → G(4)；F → H(4)；G → I(5)；H,I → J(3)；J → K(3)；K → L(2)。</w:t>
@@ -2574,6 +3174,9 @@
             <w:pPr>
               <w:spacing w:after="40" w:line="320" w:lineRule="auto"/>
               <w:jc w:val="center"/>
+              <w:rPr>
+                <w:rFonts w:hint="eastAsia"/>
+              </w:rPr>
             </w:pPr>
             <w:r>
               <w:rPr>
@@ -2594,6 +3197,9 @@
             <w:pPr>
               <w:spacing w:after="40" w:line="320" w:lineRule="auto"/>
               <w:jc w:val="center"/>
+              <w:rPr>
+                <w:rFonts w:hint="eastAsia"/>
+              </w:rPr>
             </w:pPr>
             <w:r>
               <w:rPr>
@@ -2613,6 +3219,9 @@
             <w:pPr>
               <w:spacing w:after="40" w:line="320" w:lineRule="auto"/>
               <w:jc w:val="center"/>
+              <w:rPr>
+                <w:rFonts w:hint="eastAsia"/>
+              </w:rPr>
             </w:pPr>
             <w:r>
               <w:rPr>
@@ -2632,6 +3241,9 @@
             <w:pPr>
               <w:spacing w:after="40" w:line="320" w:lineRule="auto"/>
               <w:jc w:val="center"/>
+              <w:rPr>
+                <w:rFonts w:hint="eastAsia"/>
+              </w:rPr>
             </w:pPr>
             <w:r>
               <w:rPr>
@@ -2651,6 +3263,9 @@
           <w:p>
             <w:pPr>
               <w:spacing w:after="40" w:line="320" w:lineRule="auto"/>
+              <w:rPr>
+                <w:rFonts w:hint="eastAsia"/>
+              </w:rPr>
             </w:pPr>
             <w:r>
               <w:t>A-B-C-F-H-J-K-L</w:t>
@@ -2664,6 +3279,9 @@
           <w:p>
             <w:pPr>
               <w:spacing w:after="40" w:line="320" w:lineRule="auto"/>
+              <w:rPr>
+                <w:rFonts w:hint="eastAsia"/>
+              </w:rPr>
             </w:pPr>
             <w:r>
               <w:t>1 + 2 + 2 + 3 + 4 + 3 + 3 + 2</w:t>
@@ -2678,6 +3296,9 @@
             <w:pPr>
               <w:spacing w:after="40" w:line="320" w:lineRule="auto"/>
               <w:jc w:val="center"/>
+              <w:rPr>
+                <w:rFonts w:hint="eastAsia"/>
+              </w:rPr>
             </w:pPr>
             <w:r>
               <w:t>20天</w:t>
@@ -2692,6 +3313,9 @@
             <w:pPr>
               <w:spacing w:after="40" w:line="320" w:lineRule="auto"/>
               <w:jc w:val="center"/>
+              <w:rPr>
+                <w:rFonts w:hint="eastAsia"/>
+              </w:rPr>
             </w:pPr>
             <w:r>
               <w:t>非关键路径</w:t>
@@ -2707,6 +3331,9 @@
           <w:p>
             <w:pPr>
               <w:spacing w:after="40" w:line="320" w:lineRule="auto"/>
+              <w:rPr>
+                <w:rFonts w:hint="eastAsia"/>
+              </w:rPr>
             </w:pPr>
             <w:r>
               <w:t>A-B-D-G-I-J-K-L</w:t>
@@ -2720,6 +3347,9 @@
           <w:p>
             <w:pPr>
               <w:spacing w:after="40" w:line="320" w:lineRule="auto"/>
+              <w:rPr>
+                <w:rFonts w:hint="eastAsia"/>
+              </w:rPr>
             </w:pPr>
             <w:r>
               <w:t>1 + 2 + 2 + 4 + 5 + 3 + 3 + 2</w:t>
@@ -2734,6 +3364,9 @@
             <w:pPr>
               <w:spacing w:after="40" w:line="320" w:lineRule="auto"/>
               <w:jc w:val="center"/>
+              <w:rPr>
+                <w:rFonts w:hint="eastAsia"/>
+              </w:rPr>
             </w:pPr>
             <w:r>
               <w:t>22天</w:t>
@@ -2748,6 +3381,9 @@
             <w:pPr>
               <w:spacing w:after="40" w:line="320" w:lineRule="auto"/>
               <w:jc w:val="center"/>
+              <w:rPr>
+                <w:rFonts w:hint="eastAsia"/>
+              </w:rPr>
             </w:pPr>
             <w:r>
               <w:t>关键路径</w:t>
@@ -2763,6 +3399,9 @@
           <w:p>
             <w:pPr>
               <w:spacing w:after="40" w:line="320" w:lineRule="auto"/>
+              <w:rPr>
+                <w:rFonts w:hint="eastAsia"/>
+              </w:rPr>
             </w:pPr>
             <w:r>
               <w:t>A-E-F-H-J-K-L</w:t>
@@ -2776,6 +3415,9 @@
           <w:p>
             <w:pPr>
               <w:spacing w:after="40" w:line="320" w:lineRule="auto"/>
+              <w:rPr>
+                <w:rFonts w:hint="eastAsia"/>
+              </w:rPr>
             </w:pPr>
             <w:r>
               <w:t>1 + 1 + 3 + 4 + 3 + 3 + 2</w:t>
@@ -2790,6 +3432,9 @@
             <w:pPr>
               <w:spacing w:after="40" w:line="320" w:lineRule="auto"/>
               <w:jc w:val="center"/>
+              <w:rPr>
+                <w:rFonts w:hint="eastAsia"/>
+              </w:rPr>
             </w:pPr>
             <w:r>
               <w:t>17天</w:t>
@@ -2804,6 +3449,9 @@
             <w:pPr>
               <w:spacing w:after="40" w:line="320" w:lineRule="auto"/>
               <w:jc w:val="center"/>
+              <w:rPr>
+                <w:rFonts w:hint="eastAsia"/>
+              </w:rPr>
             </w:pPr>
             <w:r>
               <w:t>非关键路径</w:t>
@@ -2819,6 +3467,9 @@
           <w:p>
             <w:pPr>
               <w:spacing w:after="40" w:line="320" w:lineRule="auto"/>
+              <w:rPr>
+                <w:rFonts w:hint="eastAsia"/>
+              </w:rPr>
             </w:pPr>
             <w:r>
               <w:t>A-E-G-I-J-K-L</w:t>
@@ -2832,6 +3483,9 @@
           <w:p>
             <w:pPr>
               <w:spacing w:after="40" w:line="320" w:lineRule="auto"/>
+              <w:rPr>
+                <w:rFonts w:hint="eastAsia"/>
+              </w:rPr>
             </w:pPr>
             <w:r>
               <w:t>1 + 1 + 4 + 5 + 3 + 3 + 2</w:t>
@@ -2846,6 +3500,9 @@
             <w:pPr>
               <w:spacing w:after="40" w:line="320" w:lineRule="auto"/>
               <w:jc w:val="center"/>
+              <w:rPr>
+                <w:rFonts w:hint="eastAsia"/>
+              </w:rPr>
             </w:pPr>
             <w:r>
               <w:t>19天</w:t>
@@ -2860,6 +3517,9 @@
             <w:pPr>
               <w:spacing w:after="40" w:line="320" w:lineRule="auto"/>
               <w:jc w:val="center"/>
+              <w:rPr>
+                <w:rFonts w:hint="eastAsia"/>
+              </w:rPr>
             </w:pPr>
             <w:r>
               <w:t>非关键路径</w:t>
@@ -2868,18 +3528,33 @@
         </w:tc>
       </w:tr>
     </w:tbl>
-    <w:p/>
+    <w:p>
+      <w:pPr>
+        <w:rPr>
+          <w:rFonts w:hint="eastAsia"/>
+        </w:rPr>
+      </w:pPr>
+    </w:p>
     <w:p>
       <w:pPr>
         <w:ind w:firstLine="420"/>
+        <w:rPr>
+          <w:rFonts w:hint="eastAsia"/>
+        </w:rPr>
       </w:pPr>
       <w:r>
-        <w:t>rabbit-1 项目的关键路径为 A-B-D-G-I-J-K-L，估算最短工期为 22天。这说明数据库与接口设计、后端用户/审核接口、商品订单库存接口、联调、测试和文档整理是影响项目总工期的关键环节。若这些活动延期，整个项目交付时间会直接后移。</w:t>
+        <w:t>rabbit</w:t>
+      </w:r>
+      <w:r>
+        <w:t xml:space="preserve"> 项目的关键路径为 A-B-D-G-I-J-K-L，估算最短工期为 22天。这说明数据库与接口设计、后端用户/审核接口、商品订单库存接口、联调、测试和文档整理是影响项目总工期的关键环节。若这些活动延期，整个项目交付时间会直接后移。</w:t>
       </w:r>
     </w:p>
     <w:p>
       <w:pPr>
         <w:pStyle w:val="1"/>
+        <w:rPr>
+          <w:rFonts w:hint="eastAsia"/>
+        </w:rPr>
       </w:pPr>
       <w:r>
         <w:t>七、实验总结</w:t>
@@ -2888,25 +3563,52 @@
     <w:p>
       <w:pPr>
         <w:ind w:firstLine="420"/>
+        <w:rPr>
+          <w:rFonts w:hint="eastAsia"/>
+        </w:rPr>
       </w:pPr>
       <w:r>
-        <w:t>通过本次实验，我理解了 XP 开发方法强调小步迭代、客户反馈、持续测试和重构改进，适合用于 rabbit-1 这类需求相对明确但实现细节需要不断调整的软件项目。XP 可以帮助团队把电商系统拆分为多个用户故事，并通过短周期交付逐步完成买家、卖家和管理员功能。</w:t>
+        <w:t xml:space="preserve">通过本次实验，我理解了 XP 开发方法强调小步迭代、客户反馈、持续测试和重构改进，适合用于 </w:t>
+      </w:r>
+      <w:r>
+        <w:t>rabbit</w:t>
+      </w:r>
+      <w:r>
+        <w:t xml:space="preserve"> 这类需求相对明确但实现细节需要不断调整的软件项目。XP 可以帮助团队把电商系统拆分为多个用户故事，并通过短周期交付逐步完成买家、卖家和管理员功能。</w:t>
       </w:r>
     </w:p>
     <w:p>
       <w:pPr>
         <w:ind w:firstLine="420"/>
+        <w:rPr>
+          <w:rFonts w:hint="eastAsia"/>
+        </w:rPr>
       </w:pPr>
       <w:r>
-        <w:t>同时，我认识到 DevOps 更关注从开发到运行的完整交付链路。对于 rabbit-1 项目，不能只完成代码编写，还需要保证依赖安装、数据库初始化、前后端启动、构建检查、接口测试和版本记录都可复现。XP 和 DevOps 结合后，可以形成“短迭代开发 + 自动化交付 + 持续反馈”的工作方式。</w:t>
+        <w:t xml:space="preserve">同时，我认识到 DevOps 更关注从开发到运行的完整交付链路。对于 </w:t>
+      </w:r>
+      <w:r>
+        <w:t>rabbit</w:t>
+      </w:r>
+      <w:r>
+        <w:t xml:space="preserve"> 项目，不能只完成代码编写，还需要保证依赖安装、数据库初始化、前后端启动、构建检查、接口测试和版本记录都可复现。XP 和 DevOps 结合后，可以形成“短迭代开发 + 自动化交付 + 持续反馈”的工作方式。</w:t>
       </w:r>
     </w:p>
     <w:p>
       <w:pPr>
         <w:ind w:firstLine="420"/>
+        <w:rPr>
+          <w:rFonts w:hint="eastAsia"/>
+        </w:rPr>
       </w:pPr>
       <w:r>
-        <w:t>在活动图练习中，我通过对书上第2、3题以及本项目活动网络进行关键路径分析，掌握了从活动依赖和工期估算中识别项目瓶颈的方法。对于 rabbit-1 项目，关键路径集中在需求、数据库接口、后端业务、联调测试和文档交付环节，因此后续项目管理中应重点跟踪这些活动的完成情况。</w:t>
+        <w:t xml:space="preserve">在活动图练习中，我通过对书上第2、3题以及本项目活动网络进行关键路径分析，掌握了从活动依赖和工期估算中识别项目瓶颈的方法。对于 </w:t>
+      </w:r>
+      <w:r>
+        <w:t>rabbit</w:t>
+      </w:r>
+      <w:r>
+        <w:t xml:space="preserve"> 项目，关键路径集中在需求、数据库接口、后端业务、联调测试和文档交付环节，因此后续项目管理中应重点跟踪这些活动的完成情况。</w:t>
       </w:r>
     </w:p>
     <w:sectPr>
@@ -2917,6 +3619,68 @@
     </w:sectPr>
   </w:body>
 </w:document>
+</file>
+
+<file path=word/endnotes.xml><?xml version="1.0" encoding="utf-8"?>
+<w:endnotes xmlns:wpc="http://schemas.microsoft.com/office/word/2010/wordprocessingCanvas" xmlns:cx="http://schemas.microsoft.com/office/drawing/2014/chartex" xmlns:cx1="http://schemas.microsoft.com/office/drawing/2015/9/8/chartex" xmlns:cx2="http://schemas.microsoft.com/office/drawing/2015/10/21/chartex" xmlns:cx3="http://schemas.microsoft.com/office/drawing/2016/5/9/chartex" xmlns:cx4="http://schemas.microsoft.com/office/drawing/2016/5/10/chartex" xmlns:cx5="http://schemas.microsoft.com/office/drawing/2016/5/11/chartex" xmlns:cx6="http://schemas.microsoft.com/office/drawing/2016/5/12/chartex" xmlns:cx7="http://schemas.microsoft.com/office/drawing/2016/5/13/chartex" xmlns:cx8="http://schemas.microsoft.com/office/drawing/2016/5/14/chartex" xmlns:mc="http://schemas.openxmlformats.org/markup-compatibility/2006" xmlns:aink="http://schemas.microsoft.com/office/drawing/2016/ink" xmlns:am3d="http://schemas.microsoft.com/office/drawing/2017/model3d" xmlns:o="urn:schemas-microsoft-com:office:office" xmlns:oel="http://schemas.microsoft.com/office/2019/extlst" xmlns:r="http://schemas.openxmlformats.org/officeDocument/2006/relationships" xmlns:m="http://schemas.openxmlformats.org/officeDocument/2006/math" xmlns:v="urn:schemas-microsoft-com:vml" xmlns:wp14="http://schemas.microsoft.com/office/word/2010/wordprocessingDrawing" xmlns:wp="http://schemas.openxmlformats.org/drawingml/2006/wordprocessingDrawing" xmlns:w10="urn:schemas-microsoft-com:office:word" xmlns:w="http://schemas.openxmlformats.org/wordprocessingml/2006/main" xmlns:w14="http://schemas.microsoft.com/office/word/2010/wordml" xmlns:w15="http://schemas.microsoft.com/office/word/2012/wordml" xmlns:w16cex="http://schemas.microsoft.com/office/word/2018/wordml/cex" xmlns:w16cid="http://schemas.microsoft.com/office/word/2016/wordml/cid" xmlns:w16="http://schemas.microsoft.com/office/word/2018/wordml" xmlns:w16du="http://schemas.microsoft.com/office/word/2023/wordml/word16du" xmlns:w16sdtdh="http://schemas.microsoft.com/office/word/2020/wordml/sdtdatahash" xmlns:w16sdtfl="http://schemas.microsoft.com/office/word/2024/wordml/sdtformatlock" xmlns:w16se="http://schemas.microsoft.com/office/word/2015/wordml/symex" xmlns:wpg="http://schemas.microsoft.com/office/word/2010/wordprocessingGroup" xmlns:wpi="http://schemas.microsoft.com/office/word/2010/wordprocessingInk" xmlns:wne="http://schemas.microsoft.com/office/word/2006/wordml" xmlns:wps="http://schemas.microsoft.com/office/word/2010/wordprocessingShape" mc:Ignorable="w14 w15 w16se w16cid w16 w16cex w16sdtdh w16sdtfl w16du wp14">
+  <w:endnote w:type="separator" w:id="-1">
+    <w:p>
+      <w:pPr>
+        <w:spacing w:after="0" w:line="240" w:lineRule="auto"/>
+        <w:rPr>
+          <w:rFonts w:hint="eastAsia"/>
+        </w:rPr>
+      </w:pPr>
+      <w:r>
+        <w:separator/>
+      </w:r>
+    </w:p>
+  </w:endnote>
+  <w:endnote w:type="continuationSeparator" w:id="0">
+    <w:p>
+      <w:pPr>
+        <w:spacing w:after="0" w:line="240" w:lineRule="auto"/>
+        <w:rPr>
+          <w:rFonts w:hint="eastAsia"/>
+        </w:rPr>
+      </w:pPr>
+      <w:r>
+        <w:continuationSeparator/>
+      </w:r>
+    </w:p>
+  </w:endnote>
+</w:endnotes>
+</file>
+
+<file path=word/footnotes.xml><?xml version="1.0" encoding="utf-8"?>
+<w:footnotes xmlns:wpc="http://schemas.microsoft.com/office/word/2010/wordprocessingCanvas" xmlns:cx="http://schemas.microsoft.com/office/drawing/2014/chartex" xmlns:cx1="http://schemas.microsoft.com/office/drawing/2015/9/8/chartex" xmlns:cx2="http://schemas.microsoft.com/office/drawing/2015/10/21/chartex" xmlns:cx3="http://schemas.microsoft.com/office/drawing/2016/5/9/chartex" xmlns:cx4="http://schemas.microsoft.com/office/drawing/2016/5/10/chartex" xmlns:cx5="http://schemas.microsoft.com/office/drawing/2016/5/11/chartex" xmlns:cx6="http://schemas.microsoft.com/office/drawing/2016/5/12/chartex" xmlns:cx7="http://schemas.microsoft.com/office/drawing/2016/5/13/chartex" xmlns:cx8="http://schemas.microsoft.com/office/drawing/2016/5/14/chartex" xmlns:mc="http://schemas.openxmlformats.org/markup-compatibility/2006" xmlns:aink="http://schemas.microsoft.com/office/drawing/2016/ink" xmlns:am3d="http://schemas.microsoft.com/office/drawing/2017/model3d" xmlns:o="urn:schemas-microsoft-com:office:office" xmlns:oel="http://schemas.microsoft.com/office/2019/extlst" xmlns:r="http://schemas.openxmlformats.org/officeDocument/2006/relationships" xmlns:m="http://schemas.openxmlformats.org/officeDocument/2006/math" xmlns:v="urn:schemas-microsoft-com:vml" xmlns:wp14="http://schemas.microsoft.com/office/word/2010/wordprocessingDrawing" xmlns:wp="http://schemas.openxmlformats.org/drawingml/2006/wordprocessingDrawing" xmlns:w10="urn:schemas-microsoft-com:office:word" xmlns:w="http://schemas.openxmlformats.org/wordprocessingml/2006/main" xmlns:w14="http://schemas.microsoft.com/office/word/2010/wordml" xmlns:w15="http://schemas.microsoft.com/office/word/2012/wordml" xmlns:w16cex="http://schemas.microsoft.com/office/word/2018/wordml/cex" xmlns:w16cid="http://schemas.microsoft.com/office/word/2016/wordml/cid" xmlns:w16="http://schemas.microsoft.com/office/word/2018/wordml" xmlns:w16du="http://schemas.microsoft.com/office/word/2023/wordml/word16du" xmlns:w16sdtdh="http://schemas.microsoft.com/office/word/2020/wordml/sdtdatahash" xmlns:w16sdtfl="http://schemas.microsoft.com/office/word/2024/wordml/sdtformatlock" xmlns:w16se="http://schemas.microsoft.com/office/word/2015/wordml/symex" xmlns:wpg="http://schemas.microsoft.com/office/word/2010/wordprocessingGroup" xmlns:wpi="http://schemas.microsoft.com/office/word/2010/wordprocessingInk" xmlns:wne="http://schemas.microsoft.com/office/word/2006/wordml" xmlns:wps="http://schemas.microsoft.com/office/word/2010/wordprocessingShape" mc:Ignorable="w14 w15 w16se w16cid w16 w16cex w16sdtdh w16sdtfl w16du wp14">
+  <w:footnote w:type="separator" w:id="-1">
+    <w:p>
+      <w:pPr>
+        <w:spacing w:after="0" w:line="240" w:lineRule="auto"/>
+        <w:rPr>
+          <w:rFonts w:hint="eastAsia"/>
+        </w:rPr>
+      </w:pPr>
+      <w:r>
+        <w:separator/>
+      </w:r>
+    </w:p>
+  </w:footnote>
+  <w:footnote w:type="continuationSeparator" w:id="0">
+    <w:p>
+      <w:pPr>
+        <w:spacing w:after="0" w:line="240" w:lineRule="auto"/>
+        <w:rPr>
+          <w:rFonts w:hint="eastAsia"/>
+        </w:rPr>
+      </w:pPr>
+      <w:r>
+        <w:continuationSeparator/>
+      </w:r>
+    </w:p>
+  </w:footnote>
+</w:footnotes>
 </file>
 
 <file path=word/numbering.xml><?xml version="1.0" encoding="utf-8"?>
@@ -3516,6 +4280,71 @@
       <w:sz w:val="40"/>
     </w:rPr>
   </w:style>
+  <w:style w:type="paragraph" w:styleId="a4">
+    <w:name w:val="header"/>
+    <w:basedOn w:val="a"/>
+    <w:link w:val="a5"/>
+    <w:uiPriority w:val="99"/>
+    <w:unhideWhenUsed/>
+    <w:rsid w:val="004E3843"/>
+    <w:pPr>
+      <w:tabs>
+        <w:tab w:val="center" w:pos="4153"/>
+        <w:tab w:val="right" w:pos="8306"/>
+      </w:tabs>
+      <w:snapToGrid w:val="0"/>
+      <w:spacing w:line="240" w:lineRule="auto"/>
+      <w:jc w:val="center"/>
+    </w:pPr>
+    <w:rPr>
+      <w:sz w:val="18"/>
+      <w:szCs w:val="18"/>
+    </w:rPr>
+  </w:style>
+  <w:style w:type="character" w:customStyle="1" w:styleId="a5">
+    <w:name w:val="页眉 字符"/>
+    <w:basedOn w:val="a0"/>
+    <w:link w:val="a4"/>
+    <w:uiPriority w:val="99"/>
+    <w:rsid w:val="004E3843"/>
+    <w:rPr>
+      <w:rFonts w:eastAsia="微软雅黑"/>
+      <w:sz w:val="18"/>
+      <w:szCs w:val="18"/>
+    </w:rPr>
+  </w:style>
+  <w:style w:type="paragraph" w:styleId="a6">
+    <w:name w:val="footer"/>
+    <w:basedOn w:val="a"/>
+    <w:link w:val="a7"/>
+    <w:uiPriority w:val="99"/>
+    <w:unhideWhenUsed/>
+    <w:rsid w:val="004E3843"/>
+    <w:pPr>
+      <w:tabs>
+        <w:tab w:val="center" w:pos="4153"/>
+        <w:tab w:val="right" w:pos="8306"/>
+      </w:tabs>
+      <w:snapToGrid w:val="0"/>
+      <w:spacing w:line="240" w:lineRule="auto"/>
+    </w:pPr>
+    <w:rPr>
+      <w:sz w:val="18"/>
+      <w:szCs w:val="18"/>
+    </w:rPr>
+  </w:style>
+  <w:style w:type="character" w:customStyle="1" w:styleId="a7">
+    <w:name w:val="页脚 字符"/>
+    <w:basedOn w:val="a0"/>
+    <w:link w:val="a6"/>
+    <w:uiPriority w:val="99"/>
+    <w:rsid w:val="004E3843"/>
+    <w:rPr>
+      <w:rFonts w:eastAsia="微软雅黑"/>
+      <w:sz w:val="18"/>
+      <w:szCs w:val="18"/>
+    </w:rPr>
+  </w:style>
 </w:styles>
 </file>
 
